--- a/modelo CASTELO_BRANCO.docx
+++ b/modelo CASTELO_BRANCO.docx
@@ -1961,39 +1961,7 @@
           <w:szCs w:val="22"/>
         </w:rPr>
         <w:tab/>
-        <w:t xml:space="preserve">Desenvolver um módulo de avaliação para cadastrar cinco notas por skatista em manobras como kickflip, heelflip, treflip, varial </w:t>
-      </w:r>
-      <w:r>
-        <w:rPr>
-          <w:color w:val="000000"/>
-          <w:sz w:val="22"/>
-          <w:szCs w:val="22"/>
-        </w:rPr>
-        <w:t xml:space="preserve">e </w:t>
-      </w:r>
-      <w:r>
-        <w:rPr>
-          <w:color w:val="000000"/>
-          <w:sz w:val="22"/>
-          <w:szCs w:val="22"/>
-        </w:rPr>
-        <w:t xml:space="preserve">laser </w:t>
-      </w:r>
-      <w:r>
-        <w:rPr>
-          <w:color w:val="000000"/>
-          <w:sz w:val="22"/>
-          <w:szCs w:val="22"/>
-        </w:rPr>
-        <w:t>flip</w:t>
-      </w:r>
-      <w:r>
-        <w:rPr>
-          <w:color w:val="000000"/>
-          <w:sz w:val="22"/>
-          <w:szCs w:val="22"/>
-        </w:rPr>
-        <w:t xml:space="preserve">. Implementar um módulo de ranking que calcule automaticamente a nota final, descartando a maior e menor nota e calculando a média das três restantes. Criar um pódio visual com destaque para os três primeiros colocados, utilizando coroa dourada para o primeiro lugar, medalha de prata para o segundo e medalha de bronze para o terceiro. Aplicar uma identidade visual temática com paleta de cores específica (roxo escuro, roxo médio, roxo azulado, azul médio e azul claro). Implementar validações como campos obrigatórios, idade entre 10 e 60 anos e notas de 0 a 10. Garantir ordenação automática do ranking e oferecer feedback visual com notificações, animações e mensagens claras. Assegurar acessibilidade básica por meio de contraste adequado e navegação por teclado. Reduzir o tempo de cadastro de minutos para segundos, automatizar cálculos manuais, disponibilizar ranking instantâneo e manter histórico permanente dos dados. </w:t>
+        <w:t xml:space="preserve">Desenvolver um módulo de avaliação para cadastrar cinco notas por skatista em manobras como kickflip, heelflip, treflip, varial e laser flip. Implementar um módulo de ranking que calcule automaticamente a nota final, descartando a maior e menor nota e calculando a média das três restantes. Criar um pódio visual com destaque para os três primeiros colocados, utilizando coroa dourada para o primeiro lugar, medalha de prata para o segundo e medalha de bronze para o terceiro. Aplicar uma identidade visual temática com paleta de cores específica (roxo escuro, roxo médio, roxo azulado, azul médio e azul claro). Implementar validações como campos obrigatórios, idade entre 10 e 60 anos e notas de 0 a 10. Garantir ordenação automática do ranking e oferecer feedback visual com notificações, animações e mensagens claras. Assegurar acessibilidade básica por meio de contraste adequado e navegação por teclado. Reduzir o tempo de cadastro de minutos para segundos, automatizar cálculos manuais, disponibilizar ranking instantâneo e manter histórico permanente dos dados. </w:t>
       </w:r>
     </w:p>
     <w:p>
@@ -2133,20 +2101,218 @@
     </w:p>
     <w:p>
       <w:pPr>
-        <w:pStyle w:val="Normal"/>
-        <w:spacing w:lineRule="auto" w:line="360"/>
-        <w:ind w:hanging="0"/>
+        <w:pStyle w:val="BodyText"/>
+        <w:spacing w:lineRule="auto" w:line="360" w:before="0" w:after="0"/>
+        <w:ind w:hanging="0"/>
+        <w:jc w:val="both"/>
+        <w:rPr>
+          <w:shd w:fill="FFFFFF" w:val="clear"/>
+        </w:rPr>
+      </w:pPr>
+      <w:bookmarkStart w:id="6" w:name="docs-internal-guid-0c8efd4f-7fff-0a8d-8a"/>
+      <w:bookmarkEnd w:id="6"/>
+      <w:r>
         <w:rPr>
           <w:color w:val="000000"/>
           <w:sz w:val="22"/>
           <w:szCs w:val="22"/>
-        </w:rPr>
-      </w:pPr>
-      <w:r>
+          <w:shd w:fill="FFFFFF" w:val="clear"/>
+        </w:rPr>
+        <w:tab/>
+      </w:r>
+      <w:bookmarkStart w:id="7" w:name="docs-internal-guid-dc5a6fa2-7fff-052e-3d"/>
+      <w:bookmarkEnd w:id="7"/>
+      <w:r>
+        <w:rPr>
+          <w:color w:val="000000"/>
+          <w:shd w:fill="FFFFFF" w:val="clear"/>
+        </w:rPr>
+        <w:t>Para Ballerini (2021). O nome tem origem do inglês Hyper Text Markup Language, que significa “linguagem de marcação de hipertexto”. O HTML não é considerado uma linguagem de programação como as demais e você já vai descobrir o motivo disso.</w:t>
+      </w:r>
+    </w:p>
+    <w:p>
+      <w:pPr>
+        <w:pStyle w:val="BodyText"/>
+        <w:spacing w:lineRule="auto" w:line="360" w:before="0" w:after="0"/>
+        <w:ind w:hanging="0"/>
+        <w:jc w:val="both"/>
+        <w:rPr>
+          <w:shd w:fill="FFFFFF" w:val="clear"/>
+        </w:rPr>
+      </w:pPr>
+      <w:r>
+        <w:rPr>
+          <w:color w:val="000000"/>
+          <w:shd w:fill="FFFFFF" w:val="clear"/>
+        </w:rPr>
+        <w:tab/>
+      </w:r>
+      <w:r>
+        <w:rPr>
+          <w:shd w:fill="FFFFFF" w:val="clear"/>
+        </w:rPr>
+        <w:t>É possível perceber que existem diversos elementos separados, como cabeçalho, título, parágrafos, imagens e muitos outros. Toda a organização desses elementos é feita pelo HTML. Ele é utilizado para criar toda a estrutura da página e, para isso, utiliza as famosas tags (etiquetas) para sinalizar onde cada tipo de elemento será implementado.Por exemplo, se você deseja inserir um parágrafo na tela, poderá utilizar a tag &lt;p&gt;&lt;/p&gt; para isso, colocando o texto desejado dentro do elemento.</w:t>
+      </w:r>
+    </w:p>
+    <w:p>
+      <w:pPr>
+        <w:pStyle w:val="BodyText"/>
+        <w:bidi w:val="0"/>
+        <w:spacing w:lineRule="auto" w:line="360" w:before="0" w:after="0"/>
+        <w:ind w:firstLine="720" w:left="0" w:right="0"/>
+        <w:rPr/>
+      </w:pPr>
+      <w:r>
+        <w:rPr>
+          <w:shd w:fill="FFFFFF" w:val="clear"/>
+        </w:rPr>
+        <w:t xml:space="preserve">Conforme Ballerini (2021). </w:t>
+      </w:r>
+      <w:r>
+        <w:rPr>
+          <w:shd w:fill="FAFBFD" w:val="clear"/>
+        </w:rPr>
+        <w:t>Cascading Style Sheet, mais conhecido como CSS, é uma linguagem de estilos que, assim como o HTML, também não é considerada uma linguagem de programação. Ela é responsável por separar a parte estrutural da aplicação (que ficará nas mãos do HTML) da parte estética.</w:t>
+      </w:r>
+    </w:p>
+    <w:p>
+      <w:pPr>
+        <w:pStyle w:val="BodyText"/>
+        <w:bidi w:val="0"/>
+        <w:spacing w:lineRule="auto" w:line="360" w:before="0" w:after="0"/>
+        <w:ind w:firstLine="720" w:left="0" w:right="0"/>
+        <w:rPr>
+          <w:shd w:fill="FAFBFD" w:val="clear"/>
+        </w:rPr>
+      </w:pPr>
+      <w:r>
+        <w:rPr>
+          <w:shd w:fill="FAFBFD" w:val="clear"/>
+        </w:rPr>
+        <w:t>Porém, algo muito importante a ser destacado é a possibilidade de usar mais de um arquivo CSS ao mesmo tempo, para estilizar a aplicação. Daí a palavra “cascata”. Isso permite várias interações diferentes, porém é preciso tomar cuidado para não se perder e deixar o código confuso, seguindo sempre as regras para isso.</w:t>
+      </w:r>
+    </w:p>
+    <w:p>
+      <w:pPr>
+        <w:pStyle w:val="BodyText"/>
+        <w:bidi w:val="0"/>
+        <w:spacing w:lineRule="auto" w:line="360" w:before="0" w:after="0"/>
+        <w:ind w:hanging="0" w:left="0" w:right="0"/>
+        <w:rPr/>
+      </w:pPr>
+      <w:r>
+        <w:rPr>
+          <w:shd w:fill="FAFBFD" w:val="clear"/>
+        </w:rPr>
+        <w:t xml:space="preserve">De acordo com </w:t>
+      </w:r>
+      <w:r>
+        <w:rPr>
+          <w:shd w:fill="FFFFFF" w:val="clear"/>
+        </w:rPr>
+        <w:t xml:space="preserve">Ballerini (2021). </w:t>
+      </w:r>
+      <w:r>
+        <w:rPr>
+          <w:shd w:fill="FAFBFD" w:val="clear"/>
+        </w:rPr>
+        <w:t>O Javascript adiciona movimento às páginas web, além de permitir o processamento e transformação de dados enviados e recebidos. Ele permite criar conteúdos que se atualizam de forma dinâmica e animada, dando vida às aplicações que antes eram apenas estruturadas com HTML de forma estática.</w:t>
+      </w:r>
+    </w:p>
+    <w:p>
+      <w:pPr>
+        <w:pStyle w:val="BodyText"/>
+        <w:bidi w:val="0"/>
+        <w:spacing w:lineRule="auto" w:line="360" w:before="0" w:after="0"/>
+        <w:ind w:firstLine="720" w:left="0" w:right="0"/>
+        <w:rPr>
+          <w:shd w:fill="FAFBFD" w:val="clear"/>
+        </w:rPr>
+      </w:pPr>
+      <w:r>
+        <w:rPr>
+          <w:shd w:fill="FAFBFD" w:val="clear"/>
+        </w:rPr>
+        <w:t>Sempre que vir uma caixinha de alerta apitando em um site, ou um mecanismo de autocomplete em algum campo, saiba que é o Javascript agindo.</w:t>
+      </w:r>
+    </w:p>
+    <w:p>
+      <w:pPr>
+        <w:pStyle w:val="BodyText"/>
+        <w:bidi w:val="0"/>
+        <w:spacing w:lineRule="auto" w:line="360" w:before="0" w:after="0"/>
+        <w:ind w:firstLine="720" w:left="0" w:right="0"/>
+        <w:rPr/>
+      </w:pPr>
+      <w:r>
+        <w:rPr>
+          <w:shd w:fill="FFFFFF" w:val="clear"/>
+        </w:rPr>
+        <w:t>Citado por Marques (2025). PHP significa PHP: Hypertext Preprocessor, ou seja, PHP: Preprocessador de Hypertexto. Originalmente significava Personal Home Page (Página Inicial Pessoal). É uma linguagem de script de uso geral, muito utilizada, e especialmente adequada para o desenvolvimento web e que pode ser embutida dentro do HTML. O PHP é uma linguagem de programação de código aberto, ou seja, de uso livre, gratuito.</w:t>
+      </w:r>
+    </w:p>
+    <w:p>
+      <w:pPr>
+        <w:pStyle w:val="BodyText"/>
+        <w:bidi w:val="0"/>
+        <w:spacing w:lineRule="auto" w:line="360" w:before="0" w:after="0"/>
+        <w:ind w:firstLine="720" w:left="0" w:right="0"/>
+        <w:rPr>
+          <w:shd w:fill="FFFFFF" w:val="clear"/>
+        </w:rPr>
+      </w:pPr>
+      <w:r>
+        <w:rPr>
+          <w:shd w:fill="FFFFFF" w:val="clear"/>
+        </w:rPr>
+        <w:t xml:space="preserve">Esta linguagem conversa muito bem com o </w:t>
+      </w:r>
+      <w:r>
+        <w:rPr>
+          <w:shd w:fill="FFFFFF" w:val="clear"/>
+        </w:rPr>
+        <w:t>HTML</w:t>
+      </w:r>
+      <w:r>
+        <w:rPr>
+          <w:shd w:fill="FFFFFF" w:val="clear"/>
+        </w:rPr>
+        <w:t>, por isso é muito comum sua utilização para o desenvolvimento WEB. É Possível mesclar código HTML com código PHP em um mesmo documento de forma simples e fácil. Porém, diferente do HTML, ela atua diretamente do lado do servidor, ou seja, é uma linguagem de “Desenvolvimento Back-End”.</w:t>
+      </w:r>
+    </w:p>
+    <w:p>
+      <w:pPr>
+        <w:pStyle w:val="BodyText"/>
         <w:rPr>
           <w:color w:val="000000"/>
           <w:sz w:val="22"/>
           <w:szCs w:val="22"/>
+          <w:shd w:fill="FFFFFF" w:val="clear"/>
+        </w:rPr>
+      </w:pPr>
+      <w:r>
+        <w:rPr/>
+        <w:br/>
+      </w:r>
+    </w:p>
+    <w:p>
+      <w:pPr>
+        <w:pStyle w:val="BodyText"/>
+        <w:rPr>
+          <w:color w:val="000000"/>
+          <w:sz w:val="22"/>
+          <w:szCs w:val="22"/>
+        </w:rPr>
+      </w:pPr>
+      <w:r>
+        <w:rPr/>
+        <w:br/>
+      </w:r>
+      <w:r>
+        <w:rPr>
+          <w:color w:val="000000"/>
+          <w:sz w:val="22"/>
+          <w:szCs w:val="22"/>
         </w:rPr>
         <w:tab/>
       </w:r>
@@ -2223,7 +2389,7 @@
           <w:szCs w:val="38"/>
         </w:rPr>
       </w:pPr>
-      <w:bookmarkStart w:id="6" w:name="_Toc119164367"/>
+      <w:bookmarkStart w:id="8" w:name="_Toc119164367"/>
       <w:r>
         <w:rPr/>
         <w:t xml:space="preserve">5 DOCUMENTAÇÃO </w:t>
@@ -2235,7 +2401,72 @@
         </w:rPr>
         <w:t>do projeto</w:t>
       </w:r>
-      <w:bookmarkEnd w:id="6"/>
+      <w:bookmarkEnd w:id="8"/>
+    </w:p>
+    <w:p>
+      <w:pPr>
+        <w:pStyle w:val="BodyText"/>
+        <w:spacing w:lineRule="auto" w:line="360" w:before="0" w:after="0"/>
+        <w:rPr>
+          <w:sz w:val="24"/>
+          <w:szCs w:val="24"/>
+          <w:shd w:fill="FFFFFF" w:val="clear"/>
+        </w:rPr>
+      </w:pPr>
+      <w:bookmarkStart w:id="9" w:name="docs-internal-guid-86e21887-7fff-7007-d5"/>
+      <w:bookmarkEnd w:id="9"/>
+      <w:r>
+        <w:rPr>
+          <w:sz w:val="24"/>
+          <w:szCs w:val="24"/>
+          <w:shd w:fill="FFFFFF" w:val="clear"/>
+        </w:rPr>
+        <w:t>Como afirma Mesquita (2024). A Documentação de projetos desempenha um papel fundamental no sucesso e na eficiência dos empreendimentos.. Esses acompanhamentos, baseados na gestão empresarial, são o divisor de águas entre uma companhia amadora ou profissional. Entretanto, a documentação de projetos é essencial para o sucesso das atividades da empresa, produtividade e mais. A documentação de projetos refere-se ao processo de registrar e organizar todas as informações relacionadas a um projeto. Isso inclui objetivos, escopo, cronograma, recursos, requisitos, estratégias, riscos, decisões e resultados alcançados. Portanto, o objetivo principal é criar um histórico completo e estruturado do projeto, facilitando a compreensão, a colaboração e a referência futura.</w:t>
+      </w:r>
+    </w:p>
+    <w:p>
+      <w:pPr>
+        <w:pStyle w:val="BodyText"/>
+        <w:spacing w:lineRule="auto" w:line="360" w:before="0" w:after="0"/>
+        <w:rPr>
+          <w:sz w:val="24"/>
+          <w:szCs w:val="24"/>
+          <w:shd w:fill="FFFFFF" w:val="clear"/>
+        </w:rPr>
+      </w:pPr>
+      <w:bookmarkStart w:id="10" w:name="docs-internal-guid-558b550a-7fff-3f49-0e"/>
+      <w:bookmarkEnd w:id="10"/>
+      <w:r>
+        <w:rPr>
+          <w:sz w:val="24"/>
+          <w:szCs w:val="24"/>
+          <w:shd w:fill="FFFFFF" w:val="clear"/>
+        </w:rPr>
+        <w:t>Segundo Aquino (2024). O ciclo de vida de um software envolve etapas desde a concepção até a desativação, garantindo desenvolvimento eficiente e manutenção contínua. Para software web, utiliza-se navegadores sem a necessidade de download. Assim como qualquer organismo vivo, um software também passa por diferentes estágios ao longo do seu ciclo de vida, desde o seu nascimento até a sua “morte”. Compreender e seguir esse ciclo é essencial para garantir um desenvolvimento eficiente e de qualidade, além de possibilitar a manutenção e evolução contínua do software.</w:t>
+      </w:r>
+    </w:p>
+    <w:p>
+      <w:pPr>
+        <w:pStyle w:val="BodyText"/>
+        <w:rPr/>
+      </w:pPr>
+      <w:r>
+        <w:rPr/>
+        <w:br/>
+      </w:r>
+    </w:p>
+    <w:p>
+      <w:pPr>
+        <w:pStyle w:val="BodyText"/>
+        <w:rPr>
+          <w:sz w:val="38"/>
+          <w:szCs w:val="38"/>
+        </w:rPr>
+      </w:pPr>
+      <w:r>
+        <w:rPr/>
+        <w:br/>
+      </w:r>
     </w:p>
     <w:p>
       <w:pPr>
@@ -2275,12 +2506,12 @@
         <w:spacing w:before="0" w:after="0"/>
         <w:rPr/>
       </w:pPr>
-      <w:bookmarkStart w:id="7" w:name="_Toc119164368"/>
+      <w:bookmarkStart w:id="11" w:name="_Toc119164368"/>
       <w:r>
         <w:rPr/>
         <w:t>5.1 Requisitos</w:t>
       </w:r>
-      <w:bookmarkEnd w:id="7"/>
+      <w:bookmarkEnd w:id="11"/>
       <w:r>
         <w:rPr/>
         <w:t xml:space="preserve"> </w:t>
@@ -2323,12 +2554,12 @@
         <w:spacing w:before="0" w:after="0"/>
         <w:rPr/>
       </w:pPr>
-      <w:bookmarkStart w:id="8" w:name="_Toc119164369"/>
+      <w:bookmarkStart w:id="12" w:name="_Toc119164369"/>
       <w:r>
         <w:rPr/>
         <w:t>5.1.1 Requisitos funcionais</w:t>
       </w:r>
-      <w:bookmarkEnd w:id="8"/>
+      <w:bookmarkEnd w:id="12"/>
     </w:p>
     <w:p>
       <w:pPr>
@@ -2358,14 +2589,14 @@
           <w:b/>
         </w:rPr>
       </w:pPr>
-      <w:bookmarkStart w:id="9" w:name="_Toc119164370"/>
+      <w:bookmarkStart w:id="13" w:name="_Toc119164370"/>
       <w:r>
         <w:rPr>
           <w:b/>
         </w:rPr>
         <w:t>5.1.2 Requisitos não funcionais</w:t>
       </w:r>
-      <w:bookmarkEnd w:id="9"/>
+      <w:bookmarkEnd w:id="13"/>
       <w:r>
         <w:rPr>
           <w:b/>
@@ -2611,12 +2842,12 @@
         <w:rPr/>
         <w:t xml:space="preserve"> </w:t>
       </w:r>
-      <w:bookmarkStart w:id="10" w:name="_Toc119164371"/>
+      <w:bookmarkStart w:id="14" w:name="_Toc119164371"/>
       <w:r>
         <w:rPr/>
         <w:t>Diagrama de Contexto</w:t>
       </w:r>
-      <w:bookmarkEnd w:id="10"/>
+      <w:bookmarkEnd w:id="14"/>
     </w:p>
     <w:p>
       <w:pPr>
@@ -2714,12 +2945,12 @@
         </w:numPr>
         <w:rPr/>
       </w:pPr>
-      <w:bookmarkStart w:id="11" w:name="_Toc119164372"/>
+      <w:bookmarkStart w:id="15" w:name="_Toc119164372"/>
       <w:r>
         <w:rPr/>
         <w:t>Diagrama de Fluxo de dados</w:t>
       </w:r>
-      <w:bookmarkEnd w:id="11"/>
+      <w:bookmarkEnd w:id="15"/>
     </w:p>
     <w:p>
       <w:pPr>
@@ -2926,12 +3157,12 @@
         <w:ind w:hanging="578" w:left="578"/>
         <w:rPr/>
       </w:pPr>
-      <w:bookmarkStart w:id="12" w:name="_Toc119164373"/>
+      <w:bookmarkStart w:id="16" w:name="_Toc119164373"/>
       <w:r>
         <w:rPr/>
         <w:t>Diagrama de Entidade e relacionamento</w:t>
       </w:r>
-      <w:bookmarkEnd w:id="12"/>
+      <w:bookmarkEnd w:id="16"/>
     </w:p>
     <w:p>
       <w:pPr>
@@ -3025,12 +3256,12 @@
         <w:ind w:hanging="578" w:left="578"/>
         <w:rPr/>
       </w:pPr>
-      <w:bookmarkStart w:id="13" w:name="_Toc119164374"/>
+      <w:bookmarkStart w:id="17" w:name="_Toc119164374"/>
       <w:r>
         <w:rPr/>
         <w:t>Dicionário de Dados</w:t>
       </w:r>
-      <w:bookmarkEnd w:id="13"/>
+      <w:bookmarkEnd w:id="17"/>
     </w:p>
     <w:p>
       <w:pPr>
@@ -3152,12 +3383,12 @@
         </w:numPr>
         <w:rPr/>
       </w:pPr>
-      <w:bookmarkStart w:id="14" w:name="_Toc119164375"/>
+      <w:bookmarkStart w:id="18" w:name="_Toc119164375"/>
       <w:r>
         <w:rPr/>
         <w:t>Diagrama de Caso de Uso</w:t>
       </w:r>
-      <w:bookmarkEnd w:id="14"/>
+      <w:bookmarkEnd w:id="18"/>
     </w:p>
     <w:p>
       <w:pPr>
@@ -3174,8 +3405,8 @@
           <w:lang w:val="pt-BR"/>
         </w:rPr>
       </w:pPr>
-      <w:bookmarkStart w:id="15" w:name="_heading=h.44sinio"/>
-      <w:bookmarkEnd w:id="15"/>
+      <w:bookmarkStart w:id="19" w:name="_heading=h.44sinio"/>
+      <w:bookmarkEnd w:id="19"/>
       <w:r>
         <w:rPr>
           <w:b/>
@@ -3323,12 +3554,12 @@
         </w:numPr>
         <w:rPr/>
       </w:pPr>
-      <w:bookmarkStart w:id="16" w:name="_Toc119164376"/>
+      <w:bookmarkStart w:id="20" w:name="_Toc119164376"/>
       <w:r>
         <w:rPr/>
         <w:t>Cadastrar</w:t>
       </w:r>
-      <w:bookmarkEnd w:id="16"/>
+      <w:bookmarkEnd w:id="20"/>
     </w:p>
     <w:p>
       <w:pPr>
@@ -3353,14 +3584,14 @@
         </w:numPr>
         <w:rPr/>
       </w:pPr>
-      <w:bookmarkStart w:id="17" w:name="_Toc119164377"/>
-      <w:bookmarkStart w:id="18" w:name="_heading=h.vsohz8hitavy"/>
-      <w:bookmarkEnd w:id="18"/>
+      <w:bookmarkStart w:id="21" w:name="_Toc119164377"/>
+      <w:bookmarkStart w:id="22" w:name="_heading=h.vsohz8hitavy"/>
+      <w:bookmarkEnd w:id="22"/>
       <w:r>
         <w:rPr/>
         <w:t>Logar</w:t>
       </w:r>
-      <w:bookmarkEnd w:id="17"/>
+      <w:bookmarkEnd w:id="21"/>
     </w:p>
     <w:p>
       <w:pPr>
@@ -3389,14 +3620,14 @@
         </w:numPr>
         <w:rPr/>
       </w:pPr>
-      <w:bookmarkStart w:id="19" w:name="_Toc119164378"/>
-      <w:bookmarkStart w:id="20" w:name="_heading=h.w4pjqu5od5l"/>
-      <w:bookmarkEnd w:id="20"/>
+      <w:bookmarkStart w:id="23" w:name="_Toc119164378"/>
+      <w:bookmarkStart w:id="24" w:name="_heading=h.w4pjqu5od5l"/>
+      <w:bookmarkEnd w:id="24"/>
       <w:r>
         <w:rPr/>
         <w:t>Cadastro de funcionário/profissional</w:t>
       </w:r>
-      <w:bookmarkEnd w:id="19"/>
+      <w:bookmarkEnd w:id="23"/>
     </w:p>
     <w:p>
       <w:pPr>
@@ -3436,14 +3667,14 @@
         <w:spacing w:lineRule="auto" w:line="240" w:before="240" w:after="0"/>
         <w:rPr/>
       </w:pPr>
-      <w:bookmarkStart w:id="21" w:name="_Toc119164379"/>
-      <w:bookmarkStart w:id="22" w:name="_heading=h.iimt9dgudcin"/>
-      <w:bookmarkEnd w:id="22"/>
+      <w:bookmarkStart w:id="25" w:name="_Toc119164379"/>
+      <w:bookmarkStart w:id="26" w:name="_heading=h.iimt9dgudcin"/>
+      <w:bookmarkEnd w:id="26"/>
       <w:r>
         <w:rPr/>
         <w:t>Consultar profissionais</w:t>
       </w:r>
-      <w:bookmarkEnd w:id="21"/>
+      <w:bookmarkEnd w:id="25"/>
       <w:r>
         <w:rPr/>
         <w:t xml:space="preserve"> </w:t>
@@ -3482,14 +3713,14 @@
         </w:numPr>
         <w:rPr/>
       </w:pPr>
-      <w:bookmarkStart w:id="23" w:name="_Toc119164380"/>
-      <w:bookmarkStart w:id="24" w:name="_heading=h.hyvwenoixavx"/>
-      <w:bookmarkEnd w:id="24"/>
+      <w:bookmarkStart w:id="27" w:name="_Toc119164380"/>
+      <w:bookmarkStart w:id="28" w:name="_heading=h.hyvwenoixavx"/>
+      <w:bookmarkEnd w:id="28"/>
       <w:r>
         <w:rPr/>
         <w:t>Agendamento</w:t>
       </w:r>
-      <w:bookmarkEnd w:id="23"/>
+      <w:bookmarkEnd w:id="27"/>
     </w:p>
     <w:p>
       <w:pPr>
@@ -3535,12 +3766,12 @@
         <w:ind w:hanging="578" w:left="578"/>
         <w:rPr/>
       </w:pPr>
-      <w:bookmarkStart w:id="25" w:name="_Toc119164381"/>
+      <w:bookmarkStart w:id="29" w:name="_Toc119164381"/>
       <w:r>
         <w:rPr/>
         <w:t>Diagrama de Classe</w:t>
       </w:r>
-      <w:bookmarkEnd w:id="25"/>
+      <w:bookmarkEnd w:id="29"/>
     </w:p>
     <w:p>
       <w:pPr>
@@ -3578,12 +3809,12 @@
         <w:ind w:hanging="578" w:left="578"/>
         <w:rPr/>
       </w:pPr>
-      <w:bookmarkStart w:id="26" w:name="_Toc119164382"/>
+      <w:bookmarkStart w:id="30" w:name="_Toc119164382"/>
       <w:r>
         <w:rPr/>
         <w:t>Diagrama de Sequência</w:t>
       </w:r>
-      <w:bookmarkEnd w:id="26"/>
+      <w:bookmarkEnd w:id="30"/>
       <w:r>
         <w:rPr/>
         <w:t xml:space="preserve"> </w:t>
@@ -3684,12 +3915,12 @@
         <w:ind w:hanging="578" w:left="578"/>
         <w:rPr/>
       </w:pPr>
-      <w:bookmarkStart w:id="27" w:name="_Toc119164383"/>
+      <w:bookmarkStart w:id="31" w:name="_Toc119164383"/>
       <w:r>
         <w:rPr/>
         <w:t>Diagrama de Atividade</w:t>
       </w:r>
-      <w:bookmarkEnd w:id="27"/>
+      <w:bookmarkEnd w:id="31"/>
     </w:p>
     <w:p>
       <w:pPr>
@@ -3727,8 +3958,8 @@
         </w:rPr>
         <w:t>6</w:t>
       </w:r>
-      <w:bookmarkStart w:id="28" w:name="_GoBack"/>
-      <w:bookmarkEnd w:id="28"/>
+      <w:bookmarkStart w:id="32" w:name="_GoBack"/>
+      <w:bookmarkEnd w:id="32"/>
     </w:p>
     <w:p>
       <w:pPr>
@@ -3740,12 +3971,12 @@
         <w:ind w:hanging="0" w:left="0"/>
         <w:rPr/>
       </w:pPr>
-      <w:bookmarkStart w:id="29" w:name="_Toc119164384"/>
+      <w:bookmarkStart w:id="33" w:name="_Toc119164384"/>
       <w:r>
         <w:rPr/>
         <w:t>Telas</w:t>
       </w:r>
-      <w:bookmarkEnd w:id="29"/>
+      <w:bookmarkEnd w:id="33"/>
       <w:r>
         <w:rPr/>
         <w:t xml:space="preserve"> </w:t>
@@ -4424,12 +4655,12 @@
         <w:rPr/>
         <w:t xml:space="preserve"> </w:t>
       </w:r>
-      <w:bookmarkStart w:id="30" w:name="_Toc119164385"/>
+      <w:bookmarkStart w:id="34" w:name="_Toc119164385"/>
       <w:r>
         <w:rPr/>
         <w:t>Conclusão</w:t>
       </w:r>
-      <w:bookmarkEnd w:id="30"/>
+      <w:bookmarkEnd w:id="34"/>
     </w:p>
     <w:p>
       <w:pPr>
@@ -4441,9 +4672,9 @@
       <w:r>
         <w:rPr/>
       </w:r>
-      <w:bookmarkStart w:id="31" w:name="_heading=h.qsh70q"/>
-      <w:bookmarkStart w:id="32" w:name="_heading=h.qsh70q"/>
-      <w:bookmarkEnd w:id="32"/>
+      <w:bookmarkStart w:id="35" w:name="_heading=h.qsh70q"/>
+      <w:bookmarkStart w:id="36" w:name="_heading=h.qsh70q"/>
+      <w:bookmarkEnd w:id="36"/>
     </w:p>
     <w:p>
       <w:pPr>
@@ -4465,12 +4696,12 @@
         <w:ind w:hanging="0" w:left="0"/>
         <w:rPr/>
       </w:pPr>
-      <w:bookmarkStart w:id="33" w:name="_Toc119164386"/>
+      <w:bookmarkStart w:id="37" w:name="_Toc119164386"/>
       <w:r>
         <w:rPr/>
         <w:t>REFERÊNCIAS</w:t>
       </w:r>
-      <w:bookmarkEnd w:id="33"/>
+      <w:bookmarkEnd w:id="37"/>
     </w:p>
     <w:p>
       <w:pPr>
@@ -4511,9 +4742,9 @@
           <w:szCs w:val="22"/>
         </w:rPr>
       </w:r>
-      <w:bookmarkStart w:id="34" w:name="_heading=h.1pxezwc"/>
-      <w:bookmarkStart w:id="35" w:name="_heading=h.1pxezwc"/>
-      <w:bookmarkEnd w:id="35"/>
+      <w:bookmarkStart w:id="38" w:name="_heading=h.1pxezwc"/>
+      <w:bookmarkStart w:id="39" w:name="_heading=h.1pxezwc"/>
+      <w:bookmarkEnd w:id="39"/>
     </w:p>
     <w:sectPr>
       <w:headerReference w:type="default" r:id="rId2"/>
@@ -4701,7 +4932,7 @@
         <w:rFonts w:eastAsia="Times New Roman" w:cs="Times New Roman" w:ascii="Times New Roman" w:hAnsi="Times New Roman"/>
         <w:color w:val="000000"/>
       </w:rPr>
-      <w:t>18</w:t>
+      <w:t>20</w:t>
     </w:r>
     <w:r>
       <w:rPr>
@@ -5621,7 +5852,9 @@
   <w:style w:type="character" w:styleId="Caracteresdenotadefim">
     <w:name w:val="Caracteres de nota de fim"/>
     <w:qFormat/>
-    <w:rPr/>
+    <w:rPr>
+      <w:vertAlign w:val="superscript"/>
+    </w:rPr>
   </w:style>
   <w:style w:type="character" w:styleId="EndnoteReference">
     <w:name w:val="Endnote Reference"/>
